--- a/스페인판/8부/8부_7화_어머니.docx
+++ b/스페인판/8부/8부_7화_어머니.docx
@@ -36,7 +36,7 @@
           <w:i w:val="0"/>
           <w:sz w:val="22"/>
         </w:rPr>
-        <w:t>이레네 마르토스(30세, 보이스오버) / 마누엘 '마누' 로블레스 시드(45세, 총리 — 직무대행) / 카르멘 시드(75세, 마누의 어머니 — 고인) / 로사리오(70대, 이웃) / 필리 로수다(총리 비서실장) / 라디갈레스(내무장관) / 메르세데스 알칸타라(알타 마르카 주지사) / 시로 안드라데(52세, 지팡이) / 소피아 페레다(75세) / 벨트란(경호 책임자) / 묘지 관리인(60대)</w:t>
+        <w:t>이레네 마르토스(30세, 보이스오버) / 마누엘 '마누' 로블레스 시드(45세, 총리 — 직무대행) / 카르멘 시드(75세, 마누의 어머니 — 고인) / 파키타(70대, 이웃) / 필리 로수다(총리 비서실장) / 라디갈레스(내무장관) / 메르세데스 알칸타라(알타 마르카 주지사) / 시로 안드라데(52세, 지팡이) / 소피아 페레다(75세) / 벨트란(경호 책임자) / 묘지 관리인(60대)</w:t>
       </w:r>
     </w:p>
     <w:p>
@@ -472,7 +472,7 @@
           <w:color w:val="555555"/>
           <w:sz w:val="22"/>
         </w:rPr>
-        <w:t>(Martes 17. Por la tarde. La sala, con el sofá cubierto por una manta de ganchillo. Una vitrina con fotos: la boda de Carmen y Tomás, Manu niño con un balón, Manu el día de su primera investidura. Manu y Irene, de rodillas, ordenan papeles de un cajón. Una vecina, Rosario, de setenta años, con delantal, les ha traído una tortilla y no se quiere ir.)</w:t>
+        <w:t>(Martes 17. Por la tarde. La sala, con el sofá cubierto por una manta de ganchillo. Una vitrina con fotos: la boda de Carmen y Tomás, Manu niño con un balón, Manu el día de su primera investidura. Manu y Irene, de rodillas, ordenan papeles de un cajón. Una vecina, Paquita, de setenta años, con delantal, les ha traído una tortilla y no se quiere ir.)</w:t>
       </w:r>
     </w:p>
     <w:p>
@@ -486,7 +486,7 @@
           <w:i w:val="0"/>
           <w:sz w:val="22"/>
         </w:rPr>
-        <w:t xml:space="preserve">Rosario: </w:t>
+        <w:t xml:space="preserve">Paquita: </w:t>
       </w:r>
       <w:r>
         <w:rPr>
@@ -561,7 +561,7 @@
           <w:i w:val="0"/>
           <w:sz w:val="22"/>
         </w:rPr>
-        <w:t xml:space="preserve">Rosario: </w:t>
+        <w:t xml:space="preserve">Paquita: </w:t>
       </w:r>
       <w:r>
         <w:rPr>
@@ -670,7 +670,7 @@
           <w:i w:val="0"/>
           <w:sz w:val="22"/>
         </w:rPr>
-        <w:t xml:space="preserve">Rosario: </w:t>
+        <w:t xml:space="preserve">Paquita: </w:t>
       </w:r>
       <w:r>
         <w:rPr>
@@ -712,7 +712,7 @@
           <w:i w:val="0"/>
           <w:sz w:val="22"/>
         </w:rPr>
-        <w:t>Rosario. ¿Usted sabe algo de esto?</w:t>
+        <w:t>Paquita. ¿Usted sabe algo de esto?</w:t>
       </w:r>
     </w:p>
     <w:p>
@@ -726,7 +726,7 @@
           <w:i w:val="0"/>
           <w:sz w:val="22"/>
         </w:rPr>
-        <w:t xml:space="preserve">Rosario: </w:t>
+        <w:t xml:space="preserve">Paquita: </w:t>
       </w:r>
       <w:r>
         <w:rPr>
@@ -801,7 +801,7 @@
           <w:i w:val="0"/>
           <w:sz w:val="22"/>
         </w:rPr>
-        <w:t xml:space="preserve">Rosario: </w:t>
+        <w:t xml:space="preserve">Paquita: </w:t>
       </w:r>
       <w:r>
         <w:rPr>
@@ -1141,7 +1141,7 @@
           <w:color w:val="555555"/>
           <w:sz w:val="22"/>
         </w:rPr>
-        <w:t>(Rosario, sin decir nada, se acerca. Pone una mano sobre el hombro de Manu. Un silencio largo. Manu guarda la libreta en la caja. La caja, en su abrigo.)</w:t>
+        <w:t>(Paquita, sin decir nada, se acerca. Pone una mano sobre el hombro de Manu. Un silencio largo. Manu guarda la libreta en la caja. La caja, en su abrigo.)</w:t>
       </w:r>
     </w:p>
     <w:p>
@@ -1997,7 +1997,7 @@
           <w:color w:val="555555"/>
           <w:sz w:val="22"/>
         </w:rPr>
-        <w:t>(Jueves 19. Un cielo limpio, con viento frío. El pequeño cementerio del barrio: tapias blancas, ciprés, una fila de nichos. Un camino ancho de tierra. Manu, de negro, con su escolta a dos pasos. Con él, Irene, Pili, Rosario y unas cuarenta personas, vecinos casi todos. No hay cámaras: Pili las ha parado en la entrada.)</w:t>
+        <w:t>(Jueves 19. Un cielo limpio, con viento frío. El pequeño cementerio del barrio: tapias blancas, ciprés, una fila de nichos. Un camino ancho de tierra. Manu, de negro, con su escolta a dos pasos. Con él, Irene, Pili, Paquita y unas cuarenta personas, vecinos casi todos. No hay cámaras: Pili las ha parado en la entrada.)</w:t>
       </w:r>
     </w:p>
     <w:p>
@@ -2012,7 +2012,7 @@
           <w:color w:val="555555"/>
           <w:sz w:val="22"/>
         </w:rPr>
-        <w:t>(En una tumba pequeña, de lápida lisa, la inscripción: «Tomás Robles. 1950–2015». A su lado, un hueco abierto. Dos hombres bajan el ataúd de Carmen. No hay discursos. Rosario reza en voz baja. El cura de la parroquia dice las palabras. Manu, al final, se arrodilla ante la lápida de su padre. Pone las dos manos sobre la piedra.)</w:t>
+        <w:t>(En una tumba pequeña, de lápida lisa, la inscripción: «Tomás Robles. 1950–2015». A su lado, un hueco abierto. Dos hombres bajan el ataúd de Carmen. No hay discursos. Paquita reza en voz baja. El cura de la parroquia dice las palabras. Manu, al final, se arrodilla ante la lápida de su padre. Pone las dos manos sobre la piedra.)</w:t>
       </w:r>
     </w:p>
     <w:p>
